--- a/Documents/BOARD_DEFECT_INSPECTION_AI_MASTER_WALKTHROUGH_TASK_6_CHECKPOINT.docx
+++ b/Documents/BOARD_DEFECT_INSPECTION_AI_MASTER_WALKTHROUGH_TASK_6_CHECKPOINT.docx
@@ -10485,7 +10485,7 @@
       <w:pPr/>
       <w:r>
         <w:rPr/>
-        <w:t xml:space="preserve">For overview, contextId is task4-overview and locale is en-US with fixed synthetic timestamps. InfoPanel copies the metric string 0012.50 and unit images exactly. The renderer must not turn it into 12.5, calculate a total, or call it a live production result. No generated_for or onboarding ContextPayload fields exist in this v1 shape.</w:t>
+        <w:t xml:space="preserve">For overview, contextId is task4-catalogue and locale is en-US with fixed synthetic timestamps. InfoPanel copies the metric string 0012.50 and unit images exactly. The renderer must not turn it into 12.5, calculate a total, or call it a live production result. No generated_for or onboarding ContextPayload fields exist in this v1 shape.</w:t>
       </w:r>
     </w:p>
     <w:p>
@@ -22564,6 +22564,435 @@
           <w:rFonts w:ascii="Consolas" w:hAnsi="Consolas"/>
           <w:sz w:val="17"/>
         </w:rPr>
+        <w:t xml:space="preserve">READ-ONLY INSPECTION ENDPOINTS AND PARAMETER POLICY</w:t>
+      </w:r>
+    </w:p>
+    <w:p>
+      <w:pPr>
+        <w:spacing w:after="0" w:line="220" w:lineRule="auto"/>
+        <w:shd w:fill="F3F5F7" w:val="clear"/>
+      </w:pPr>
+      <w:r>
+        <w:rPr>
+          <w:rFonts w:ascii="Consolas" w:hAnsi="Consolas"/>
+          <w:sz w:val="17"/>
+        </w:rPr>
+        <w:t xml:space="preserve">==================================================</w:t>
+      </w:r>
+    </w:p>
+    <w:p>
+      <w:pPr>
+        <w:spacing w:after="0" w:line="220" w:lineRule="auto"/>
+        <w:shd w:fill="F3F5F7" w:val="clear"/>
+      </w:pPr>
+      <w:r>
+        <w:rPr>
+          <w:rFonts w:ascii="Consolas" w:hAnsi="Consolas"/>
+          <w:sz w:val="17"/>
+        </w:rPr>
+        <w:t xml:space="preserve">Expose the FR-9 inspection reads over synthetic fixture records only:</w:t>
+      </w:r>
+    </w:p>
+    <w:p>
+      <w:pPr>
+        <w:spacing w:after="0" w:line="220" w:lineRule="auto"/>
+        <w:shd w:fill="F3F5F7" w:val="clear"/>
+      </w:pPr>
+      <w:r>
+        <w:rPr>
+          <w:rFonts w:ascii="Consolas" w:hAnsi="Consolas"/>
+          <w:sz w:val="17"/>
+        </w:rPr>
+        <w:t xml:space="preserve">a queue listing and a single-board lookup by identifier. Identity and</w:t>
+      </w:r>
+    </w:p>
+    <w:p>
+      <w:pPr>
+        <w:spacing w:after="0" w:line="220" w:lineRule="auto"/>
+        <w:shd w:fill="F3F5F7" w:val="clear"/>
+      </w:pPr>
+      <w:r>
+        <w:rPr>
+          <w:rFonts w:ascii="Consolas" w:hAnsi="Consolas"/>
+          <w:sz w:val="17"/>
+        </w:rPr>
+        <w:t xml:space="preserve">capture metadata only. No status, disposition, verdict, score, defect</w:t>
+      </w:r>
+    </w:p>
+    <w:p>
+      <w:pPr>
+        <w:spacing w:after="0" w:line="220" w:lineRule="auto"/>
+        <w:shd w:fill="F3F5F7" w:val="clear"/>
+      </w:pPr>
+      <w:r>
+        <w:rPr>
+          <w:rFonts w:ascii="Consolas" w:hAnsi="Consolas"/>
+          <w:sz w:val="17"/>
+        </w:rPr>
+        <w:t xml:space="preserve">ratio or any other field that would express a quality determination.</w:t>
+      </w:r>
+    </w:p>
+    <w:p>
+      <w:pPr>
+        <w:spacing w:after="0" w:line="220" w:lineRule="auto"/>
+        <w:shd w:fill="F3F5F7" w:val="clear"/>
+      </w:pPr>
+      <w:r>
+        <w:rPr>
+          <w:rFonts w:ascii="Consolas" w:hAnsi="Consolas"/>
+          <w:sz w:val="17"/>
+        </w:rPr>
+        <w:t xml:space="preserve"> </w:t>
+      </w:r>
+    </w:p>
+    <w:p>
+      <w:pPr>
+        <w:spacing w:after="0" w:line="220" w:lineRule="auto"/>
+        <w:shd w:fill="F3F5F7" w:val="clear"/>
+      </w:pPr>
+      <w:r>
+        <w:rPr>
+          <w:rFonts w:ascii="Consolas" w:hAnsi="Consolas"/>
+          <w:sz w:val="17"/>
+        </w:rPr>
+        <w:t xml:space="preserve">Parameters are permitted here and on no other endpoint. The UI</w:t>
+      </w:r>
+    </w:p>
+    <w:p>
+      <w:pPr>
+        <w:spacing w:after="0" w:line="220" w:lineRule="auto"/>
+        <w:shd w:fill="F3F5F7" w:val="clear"/>
+      </w:pPr>
+      <w:r>
+        <w:rPr>
+          <w:rFonts w:ascii="Consolas" w:hAnsi="Consolas"/>
+          <w:sz w:val="17"/>
+        </w:rPr>
+        <w:t xml:space="preserve">generation endpoint feeds the controlled renderer, so caller-steered</w:t>
+      </w:r>
+    </w:p>
+    <w:p>
+      <w:pPr>
+        <w:spacing w:after="0" w:line="220" w:lineRule="auto"/>
+        <w:shd w:fill="F3F5F7" w:val="clear"/>
+      </w:pPr>
+      <w:r>
+        <w:rPr>
+          <w:rFonts w:ascii="Consolas" w:hAnsi="Consolas"/>
+          <w:sz w:val="17"/>
+        </w:rPr>
+        <w:t xml:space="preserve">input there is exactly what the approved-input boundary prevents: a</w:t>
+      </w:r>
+    </w:p>
+    <w:p>
+      <w:pPr>
+        <w:spacing w:after="0" w:line="220" w:lineRule="auto"/>
+        <w:shd w:fill="F3F5F7" w:val="clear"/>
+      </w:pPr>
+      <w:r>
+        <w:rPr>
+          <w:rFonts w:ascii="Consolas" w:hAnsi="Consolas"/>
+          <w:sz w:val="17"/>
+        </w:rPr>
+        <w:t xml:space="preserve">query string on it must be ignored, never honoured, and must not change</w:t>
+      </w:r>
+    </w:p>
+    <w:p>
+      <w:pPr>
+        <w:spacing w:after="0" w:line="220" w:lineRule="auto"/>
+        <w:shd w:fill="F3F5F7" w:val="clear"/>
+      </w:pPr>
+      <w:r>
+        <w:rPr>
+          <w:rFonts w:ascii="Consolas" w:hAnsi="Consolas"/>
+          <w:sz w:val="17"/>
+        </w:rPr>
+        <w:t xml:space="preserve">the specification returned. Pin that with a test.</w:t>
+      </w:r>
+    </w:p>
+    <w:p>
+      <w:pPr>
+        <w:spacing w:after="0" w:line="220" w:lineRule="auto"/>
+        <w:shd w:fill="F3F5F7" w:val="clear"/>
+      </w:pPr>
+      <w:r>
+        <w:rPr>
+          <w:rFonts w:ascii="Consolas" w:hAnsi="Consolas"/>
+          <w:sz w:val="17"/>
+        </w:rPr>
+        <w:t xml:space="preserve"> </w:t>
+      </w:r>
+    </w:p>
+    <w:p>
+      <w:pPr>
+        <w:spacing w:after="0" w:line="220" w:lineRule="auto"/>
+        <w:shd w:fill="F3F5F7" w:val="clear"/>
+      </w:pPr>
+      <w:r>
+        <w:rPr>
+          <w:rFonts w:ascii="Consolas" w:hAnsi="Consolas"/>
+          <w:sz w:val="17"/>
+        </w:rPr>
+        <w:t xml:space="preserve">For the inspection reads:</w:t>
+      </w:r>
+    </w:p>
+    <w:p>
+      <w:pPr>
+        <w:spacing w:after="0" w:line="220" w:lineRule="auto"/>
+        <w:shd w:fill="F3F5F7" w:val="clear"/>
+      </w:pPr>
+      <w:r>
+        <w:rPr>
+          <w:rFonts w:ascii="Consolas" w:hAnsi="Consolas"/>
+          <w:sz w:val="17"/>
+        </w:rPr>
+        <w:t xml:space="preserve">1. Allowed filter values are derived from the fixture at load, in</w:t>
+      </w:r>
+    </w:p>
+    <w:p>
+      <w:pPr>
+        <w:spacing w:after="0" w:line="220" w:lineRule="auto"/>
+        <w:shd w:fill="F3F5F7" w:val="clear"/>
+      </w:pPr>
+      <w:r>
+        <w:rPr>
+          <w:rFonts w:ascii="Consolas" w:hAnsi="Consolas"/>
+          <w:sz w:val="17"/>
+        </w:rPr>
+        <w:t xml:space="preserve">   first-seen order. Do not declare a line enum in code; line</w:t>
+      </w:r>
+    </w:p>
+    <w:p>
+      <w:pPr>
+        <w:spacing w:after="0" w:line="220" w:lineRule="auto"/>
+        <w:shd w:fill="F3F5F7" w:val="clear"/>
+      </w:pPr>
+      <w:r>
+        <w:rPr>
+          <w:rFonts w:ascii="Consolas" w:hAnsi="Consolas"/>
+          <w:sz w:val="17"/>
+        </w:rPr>
+        <w:t xml:space="preserve">   identifiers are owned by Manufacturing and a second copy here would</w:t>
+      </w:r>
+    </w:p>
+    <w:p>
+      <w:pPr>
+        <w:spacing w:after="0" w:line="220" w:lineRule="auto"/>
+        <w:shd w:fill="F3F5F7" w:val="clear"/>
+      </w:pPr>
+      <w:r>
+        <w:rPr>
+          <w:rFonts w:ascii="Consolas" w:hAnsi="Consolas"/>
+          <w:sz w:val="17"/>
+        </w:rPr>
+        <w:t xml:space="preserve">   go stale silently.</w:t>
+      </w:r>
+    </w:p>
+    <w:p>
+      <w:pPr>
+        <w:spacing w:after="0" w:line="220" w:lineRule="auto"/>
+        <w:shd w:fill="F3F5F7" w:val="clear"/>
+      </w:pPr>
+      <w:r>
+        <w:rPr>
+          <w:rFonts w:ascii="Consolas" w:hAnsi="Consolas"/>
+          <w:sz w:val="17"/>
+        </w:rPr>
+        <w:t xml:space="preserve">2. An unrecognised filter value is a 400, not an empty list. A typo</w:t>
+      </w:r>
+    </w:p>
+    <w:p>
+      <w:pPr>
+        <w:spacing w:after="0" w:line="220" w:lineRule="auto"/>
+        <w:shd w:fill="F3F5F7" w:val="clear"/>
+      </w:pPr>
+      <w:r>
+        <w:rPr>
+          <w:rFonts w:ascii="Consolas" w:hAnsi="Consolas"/>
+          <w:sz w:val="17"/>
+        </w:rPr>
+        <w:t xml:space="preserve">   must be visible; an empty list reads as "no boards".</w:t>
+      </w:r>
+    </w:p>
+    <w:p>
+      <w:pPr>
+        <w:spacing w:after="0" w:line="220" w:lineRule="auto"/>
+        <w:shd w:fill="F3F5F7" w:val="clear"/>
+      </w:pPr>
+      <w:r>
+        <w:rPr>
+          <w:rFonts w:ascii="Consolas" w:hAnsi="Consolas"/>
+          <w:sz w:val="17"/>
+        </w:rPr>
+        <w:t xml:space="preserve">3. Unknown query parameters are a 400, consistent with extra=forbid on</w:t>
+      </w:r>
+    </w:p>
+    <w:p>
+      <w:pPr>
+        <w:spacing w:after="0" w:line="220" w:lineRule="auto"/>
+        <w:shd w:fill="F3F5F7" w:val="clear"/>
+      </w:pPr>
+      <w:r>
+        <w:rPr>
+          <w:rFonts w:ascii="Consolas" w:hAnsi="Consolas"/>
+          <w:sz w:val="17"/>
+        </w:rPr>
+        <w:t xml:space="preserve">   the request bodies. A mistyped filter must say so.</w:t>
+      </w:r>
+    </w:p>
+    <w:p>
+      <w:pPr>
+        <w:spacing w:after="0" w:line="220" w:lineRule="auto"/>
+        <w:shd w:fill="F3F5F7" w:val="clear"/>
+      </w:pPr>
+      <w:r>
+        <w:rPr>
+          <w:rFonts w:ascii="Consolas" w:hAnsi="Consolas"/>
+          <w:sz w:val="17"/>
+        </w:rPr>
+        <w:t xml:space="preserve">4. Bound numeric parameters at the framework edge before the service</w:t>
+      </w:r>
+    </w:p>
+    <w:p>
+      <w:pPr>
+        <w:spacing w:after="0" w:line="220" w:lineRule="auto"/>
+        <w:shd w:fill="F3F5F7" w:val="clear"/>
+      </w:pPr>
+      <w:r>
+        <w:rPr>
+          <w:rFonts w:ascii="Consolas" w:hAnsi="Consolas"/>
+          <w:sz w:val="17"/>
+        </w:rPr>
+        <w:t xml:space="preserve">   is reached. Keep the existing sanitized error envelope and never</w:t>
+      </w:r>
+    </w:p>
+    <w:p>
+      <w:pPr>
+        <w:spacing w:after="0" w:line="220" w:lineRule="auto"/>
+        <w:shd w:fill="F3F5F7" w:val="clear"/>
+      </w:pPr>
+      <w:r>
+        <w:rPr>
+          <w:rFonts w:ascii="Consolas" w:hAnsi="Consolas"/>
+          <w:sz w:val="17"/>
+        </w:rPr>
+        <w:t xml:space="preserve">   echo caller-supplied text into a message.</w:t>
+      </w:r>
+    </w:p>
+    <w:p>
+      <w:pPr>
+        <w:spacing w:after="0" w:line="220" w:lineRule="auto"/>
+        <w:shd w:fill="F3F5F7" w:val="clear"/>
+      </w:pPr>
+      <w:r>
+        <w:rPr>
+          <w:rFonts w:ascii="Consolas" w:hAnsi="Consolas"/>
+          <w:sz w:val="17"/>
+        </w:rPr>
+        <w:t xml:space="preserve">5. Report both what was returned and the unfiltered total, and echo the</w:t>
+      </w:r>
+    </w:p>
+    <w:p>
+      <w:pPr>
+        <w:spacing w:after="0" w:line="220" w:lineRule="auto"/>
+        <w:shd w:fill="F3F5F7" w:val="clear"/>
+      </w:pPr>
+      <w:r>
+        <w:rPr>
+          <w:rFonts w:ascii="Consolas" w:hAnsi="Consolas"/>
+          <w:sz w:val="17"/>
+        </w:rPr>
+        <w:t xml:space="preserve">   filters that were applied, so a narrow filter is distinguishable</w:t>
+      </w:r>
+    </w:p>
+    <w:p>
+      <w:pPr>
+        <w:spacing w:after="0" w:line="220" w:lineRule="auto"/>
+        <w:shd w:fill="F3F5F7" w:val="clear"/>
+      </w:pPr>
+      <w:r>
+        <w:rPr>
+          <w:rFonts w:ascii="Consolas" w:hAnsi="Consolas"/>
+          <w:sz w:val="17"/>
+        </w:rPr>
+        <w:t xml:space="preserve">   from an empty dataset.</w:t>
+      </w:r>
+    </w:p>
+    <w:p>
+      <w:pPr>
+        <w:spacing w:after="0" w:line="220" w:lineRule="auto"/>
+        <w:shd w:fill="F3F5F7" w:val="clear"/>
+      </w:pPr>
+      <w:r>
+        <w:rPr>
+          <w:rFonts w:ascii="Consolas" w:hAnsi="Consolas"/>
+          <w:sz w:val="17"/>
+        </w:rPr>
+        <w:t xml:space="preserve">6. Match the board identifier in memory against already-loaded records.</w:t>
+      </w:r>
+    </w:p>
+    <w:p>
+      <w:pPr>
+        <w:spacing w:after="0" w:line="220" w:lineRule="auto"/>
+        <w:shd w:fill="F3F5F7" w:val="clear"/>
+      </w:pPr>
+      <w:r>
+        <w:rPr>
+          <w:rFonts w:ascii="Consolas" w:hAnsi="Consolas"/>
+          <w:sz w:val="17"/>
+        </w:rPr>
+        <w:t xml:space="preserve">   Never join it to a filesystem path, construct no path from it, and</w:t>
+      </w:r>
+    </w:p>
+    <w:p>
+      <w:pPr>
+        <w:spacing w:after="0" w:line="220" w:lineRule="auto"/>
+        <w:shd w:fill="F3F5F7" w:val="clear"/>
+      </w:pPr>
+      <w:r>
+        <w:rPr>
+          <w:rFonts w:ascii="Consolas" w:hAnsi="Consolas"/>
+          <w:sz w:val="17"/>
+        </w:rPr>
+        <w:t xml:space="preserve">   open no file in the request path.</w:t>
+      </w:r>
+    </w:p>
+    <w:p>
+      <w:pPr>
+        <w:spacing w:after="0" w:line="220" w:lineRule="auto"/>
+        <w:shd w:fill="F3F5F7" w:val="clear"/>
+      </w:pPr>
+      <w:r>
+        <w:rPr>
+          <w:rFonts w:ascii="Consolas" w:hAnsi="Consolas"/>
+          <w:sz w:val="17"/>
+        </w:rPr>
+        <w:t xml:space="preserve"> </w:t>
+      </w:r>
+    </w:p>
+    <w:p>
+      <w:pPr>
+        <w:spacing w:after="0" w:line="220" w:lineRule="auto"/>
+        <w:shd w:fill="F3F5F7" w:val="clear"/>
+      </w:pPr>
+      <w:r>
+        <w:rPr>
+          <w:rFonts w:ascii="Consolas" w:hAnsi="Consolas"/>
+          <w:sz w:val="17"/>
+        </w:rPr>
+        <w:t xml:space="preserve">==================================================</w:t>
+      </w:r>
+    </w:p>
+    <w:p>
+      <w:pPr>
+        <w:spacing w:after="0" w:line="220" w:lineRule="auto"/>
+        <w:shd w:fill="F3F5F7" w:val="clear"/>
+      </w:pPr>
+      <w:r>
+        <w:rPr>
+          <w:rFonts w:ascii="Consolas" w:hAnsi="Consolas"/>
+          <w:sz w:val="17"/>
+        </w:rPr>
         <w:t xml:space="preserve">CORS / LOCAL DEVELOPMENT</w:t>
       </w:r>
     </w:p>
@@ -23526,6 +23955,123 @@
           <w:rFonts w:ascii="Consolas" w:hAnsi="Consolas"/>
           <w:sz w:val="17"/>
         </w:rPr>
+        <w:t xml:space="preserve">10. Allowed filter values match the distinct values present in the fixture.</w:t>
+      </w:r>
+    </w:p>
+    <w:p>
+      <w:pPr>
+        <w:spacing w:after="0" w:line="220" w:lineRule="auto"/>
+        <w:shd w:fill="F3F5F7" w:val="clear"/>
+      </w:pPr>
+      <w:r>
+        <w:rPr>
+          <w:rFonts w:ascii="Consolas" w:hAnsi="Consolas"/>
+          <w:sz w:val="17"/>
+        </w:rPr>
+        <w:t xml:space="preserve">11. A filter narrows the result and reports count, total and applied filters.</w:t>
+      </w:r>
+    </w:p>
+    <w:p>
+      <w:pPr>
+        <w:spacing w:after="0" w:line="220" w:lineRule="auto"/>
+        <w:shd w:fill="F3F5F7" w:val="clear"/>
+      </w:pPr>
+      <w:r>
+        <w:rPr>
+          <w:rFonts w:ascii="Consolas" w:hAnsi="Consolas"/>
+          <w:sz w:val="17"/>
+        </w:rPr>
+        <w:t xml:space="preserve">12. An unrecognised filter value and any unknown query parameter return 400.</w:t>
+      </w:r>
+    </w:p>
+    <w:p>
+      <w:pPr>
+        <w:spacing w:after="0" w:line="220" w:lineRule="auto"/>
+        <w:shd w:fill="F3F5F7" w:val="clear"/>
+      </w:pPr>
+      <w:r>
+        <w:rPr>
+          <w:rFonts w:ascii="Consolas" w:hAnsi="Consolas"/>
+          <w:sz w:val="17"/>
+        </w:rPr>
+        <w:t xml:space="preserve">13. A numeric parameter outside its bounds and a non-numeric one return 400.</w:t>
+      </w:r>
+    </w:p>
+    <w:p>
+      <w:pPr>
+        <w:spacing w:after="0" w:line="220" w:lineRule="auto"/>
+        <w:shd w:fill="F3F5F7" w:val="clear"/>
+      </w:pPr>
+      <w:r>
+        <w:rPr>
+          <w:rFonts w:ascii="Consolas" w:hAnsi="Consolas"/>
+          <w:sz w:val="17"/>
+        </w:rPr>
+        <w:t xml:space="preserve">14. An unknown board identifier returns 404 with the sanitized envelope.</w:t>
+      </w:r>
+    </w:p>
+    <w:p>
+      <w:pPr>
+        <w:spacing w:after="0" w:line="220" w:lineRule="auto"/>
+        <w:shd w:fill="F3F5F7" w:val="clear"/>
+      </w:pPr>
+      <w:r>
+        <w:rPr>
+          <w:rFonts w:ascii="Consolas" w:hAnsi="Consolas"/>
+          <w:sz w:val="17"/>
+        </w:rPr>
+        <w:t xml:space="preserve">15. Traversal-shaped identifiers open no file and leak no filesystem content.</w:t>
+      </w:r>
+    </w:p>
+    <w:p>
+      <w:pPr>
+        <w:spacing w:after="0" w:line="220" w:lineRule="auto"/>
+        <w:shd w:fill="F3F5F7" w:val="clear"/>
+      </w:pPr>
+      <w:r>
+        <w:rPr>
+          <w:rFonts w:ascii="Consolas" w:hAnsi="Consolas"/>
+          <w:sz w:val="17"/>
+        </w:rPr>
+        <w:t xml:space="preserve">16. A query string on the UI generation endpoint does not change its response.</w:t>
+      </w:r>
+    </w:p>
+    <w:p>
+      <w:pPr>
+        <w:spacing w:after="0" w:line="220" w:lineRule="auto"/>
+        <w:shd w:fill="F3F5F7" w:val="clear"/>
+      </w:pPr>
+      <w:r>
+        <w:rPr>
+          <w:rFonts w:ascii="Consolas" w:hAnsi="Consolas"/>
+          <w:sz w:val="17"/>
+        </w:rPr>
+        <w:t xml:space="preserve">17. Caller-supplied filter and identifier text is never echoed into an error.</w:t>
+      </w:r>
+    </w:p>
+    <w:p>
+      <w:pPr>
+        <w:spacing w:after="0" w:line="220" w:lineRule="auto"/>
+        <w:shd w:fill="F3F5F7" w:val="clear"/>
+      </w:pPr>
+      <w:r>
+        <w:rPr>
+          <w:rFonts w:ascii="Consolas" w:hAnsi="Consolas"/>
+          <w:sz w:val="17"/>
+        </w:rPr>
+        <w:t xml:space="preserve">18. Filtered reads are repeatable and do not mutate the fixture on disk.</w:t>
+      </w:r>
+    </w:p>
+    <w:p>
+      <w:pPr>
+        <w:spacing w:after="0" w:line="220" w:lineRule="auto"/>
+        <w:shd w:fill="F3F5F7" w:val="clear"/>
+      </w:pPr>
+      <w:r>
+        <w:rPr>
+          <w:rFonts w:ascii="Consolas" w:hAnsi="Consolas"/>
+          <w:sz w:val="17"/>
+        </w:rPr>
         <w:t xml:space="preserve">10. No AI/model/external-domain call is made; the intended local API is allowed.</w:t>
       </w:r>
     </w:p>
@@ -23565,59 +24111,59 @@
           <w:rFonts w:ascii="Consolas" w:hAnsi="Consolas"/>
           <w:sz w:val="17"/>
         </w:rPr>
-        <w:t xml:space="preserve">11. Loading state.</w:t>
-      </w:r>
-    </w:p>
-    <w:p>
-      <w:pPr>
-        <w:spacing w:after="0" w:line="220" w:lineRule="auto"/>
-        <w:shd w:fill="F3F5F7" w:val="clear"/>
-      </w:pPr>
-      <w:r>
-        <w:rPr>
-          <w:rFonts w:ascii="Consolas" w:hAnsi="Consolas"/>
-          <w:sz w:val="17"/>
-        </w:rPr>
-        <w:t xml:space="preserve">12. Successful API response.</w:t>
-      </w:r>
-    </w:p>
-    <w:p>
-      <w:pPr>
-        <w:spacing w:after="0" w:line="220" w:lineRule="auto"/>
-        <w:shd w:fill="F3F5F7" w:val="clear"/>
-      </w:pPr>
-      <w:r>
-        <w:rPr>
-          <w:rFonts w:ascii="Consolas" w:hAnsi="Consolas"/>
-          <w:sz w:val="17"/>
-        </w:rPr>
-        <w:t xml:space="preserve">13. HTTP/API/network failure state.</w:t>
-      </w:r>
-    </w:p>
-    <w:p>
-      <w:pPr>
-        <w:spacing w:after="0" w:line="220" w:lineRule="auto"/>
-        <w:shd w:fill="F3F5F7" w:val="clear"/>
-      </w:pPr>
-      <w:r>
-        <w:rPr>
-          <w:rFonts w:ascii="Consolas" w:hAnsi="Consolas"/>
-          <w:sz w:val="17"/>
-        </w:rPr>
-        <w:t xml:space="preserve">14. The accepted response reaches ControlledRenderer through private issuance.</w:t>
-      </w:r>
-    </w:p>
-    <w:p>
-      <w:pPr>
-        <w:spacing w:after="0" w:line="220" w:lineRule="auto"/>
-        <w:shd w:fill="F3F5F7" w:val="clear"/>
-      </w:pPr>
-      <w:r>
-        <w:rPr>
-          <w:rFonts w:ascii="Consolas" w:hAnsi="Consolas"/>
-          <w:sz w:val="17"/>
-        </w:rPr>
-        <w:t xml:space="preserve">15. The application does not bypass the controlled renderer.</w:t>
+        <w:t xml:space="preserve">19. Loading state.</w:t>
+      </w:r>
+    </w:p>
+    <w:p>
+      <w:pPr>
+        <w:spacing w:after="0" w:line="220" w:lineRule="auto"/>
+        <w:shd w:fill="F3F5F7" w:val="clear"/>
+      </w:pPr>
+      <w:r>
+        <w:rPr>
+          <w:rFonts w:ascii="Consolas" w:hAnsi="Consolas"/>
+          <w:sz w:val="17"/>
+        </w:rPr>
+        <w:t xml:space="preserve">20. Successful API response.</w:t>
+      </w:r>
+    </w:p>
+    <w:p>
+      <w:pPr>
+        <w:spacing w:after="0" w:line="220" w:lineRule="auto"/>
+        <w:shd w:fill="F3F5F7" w:val="clear"/>
+      </w:pPr>
+      <w:r>
+        <w:rPr>
+          <w:rFonts w:ascii="Consolas" w:hAnsi="Consolas"/>
+          <w:sz w:val="17"/>
+        </w:rPr>
+        <w:t xml:space="preserve">21. HTTP/API/network failure state.</w:t>
+      </w:r>
+    </w:p>
+    <w:p>
+      <w:pPr>
+        <w:spacing w:after="0" w:line="220" w:lineRule="auto"/>
+        <w:shd w:fill="F3F5F7" w:val="clear"/>
+      </w:pPr>
+      <w:r>
+        <w:rPr>
+          <w:rFonts w:ascii="Consolas" w:hAnsi="Consolas"/>
+          <w:sz w:val="17"/>
+        </w:rPr>
+        <w:t xml:space="preserve">22. The accepted response reaches ControlledRenderer through private issuance.</w:t>
+      </w:r>
+    </w:p>
+    <w:p>
+      <w:pPr>
+        <w:spacing w:after="0" w:line="220" w:lineRule="auto"/>
+        <w:shd w:fill="F3F5F7" w:val="clear"/>
+      </w:pPr>
+      <w:r>
+        <w:rPr>
+          <w:rFonts w:ascii="Consolas" w:hAnsi="Consolas"/>
+          <w:sz w:val="17"/>
+        </w:rPr>
+        <w:t xml:space="preserve">23. The application does not bypass the controlled renderer.</w:t>
       </w:r>
     </w:p>
     <w:p>
@@ -24774,6 +25320,32 @@
           <w:rFonts w:ascii="Consolas" w:hAnsi="Consolas"/>
           <w:sz w:val="17"/>
         </w:rPr>
+        <w:t xml:space="preserve">9a. Verify each inspection read unfiltered, filtered, over-bounded and</w:t>
+      </w:r>
+    </w:p>
+    <w:p>
+      <w:pPr>
+        <w:spacing w:after="0" w:line="220" w:lineRule="auto"/>
+        <w:shd w:fill="F3F5F7" w:val="clear"/>
+      </w:pPr>
+      <w:r>
+        <w:rPr>
+          <w:rFonts w:ascii="Consolas" w:hAnsi="Consolas"/>
+          <w:sz w:val="17"/>
+        </w:rPr>
+        <w:t xml:space="preserve">    with an unknown value and an unknown parameter; record every status.</w:t>
+      </w:r>
+    </w:p>
+    <w:p>
+      <w:pPr>
+        <w:spacing w:after="0" w:line="220" w:lineRule="auto"/>
+        <w:shd w:fill="F3F5F7" w:val="clear"/>
+      </w:pPr>
+      <w:r>
+        <w:rPr>
+          <w:rFonts w:ascii="Consolas" w:hAnsi="Consolas"/>
+          <w:sz w:val="17"/>
+        </w:rPr>
         <w:t xml:space="preserve">10. Start the existing React/Vite development server.</w:t>
       </w:r>
     </w:p>
@@ -25827,7 +26399,7 @@
       </w:r>
       <w:r>
         <w:rPr/>
-        <w:t xml:space="preserve"> GET /health returns 200 {"status":"ok"}, process liveness only. POST /api/v1/ui/landing-page requires application/json and exactly {"page":"landing","locale":"en-US"}. Extra fields, query parameters, client grounding, fixture selectors and arbitrary paths reject. The versioned AI-aware health route remains future scope, without an alias.</w:t>
+        <w:t xml:space="preserve"> GET /health returns 200 {"status":"ok"}, process liveness only. POST /api/v1/ui/landing-page requires application/json and exactly {"page":"landing","view":"overview","locale":"en-US"}. Extra fields, client grounding, fixture selectors and arbitrary paths reject. The versioned AI-aware health route remains future scope, without an alias.</w:t>
       </w:r>
     </w:p>
     <w:p>
@@ -25836,11 +26408,24 @@
         <w:rPr>
           <w:b/>
         </w:rPr>
+        <w:t xml:space="preserve">Parameters.</w:t>
+      </w:r>
+      <w:r>
+        <w:rPr/>
+        <w:t xml:space="preserve"> The landing POST takes none: a query string on it is ignored, never honoured, and the specification returned is unchanged. That restriction belongs to this endpoint, not to the API — it is the one endpoint whose output feeds the controlled renderer, so caller-steered input there is what the approved-input boundary prevents. The read-only inspection reads added later do take parameters: GET /api/v1/inspection/queue accepts optional line and limit, and GET /api/v1/inspection/board/{boardId} takes a path identifier. Allowed line values are derived from the fixture rather than declared in code, an unrecognised value or unknown parameter is a 400 rather than an empty list, and caller text is never echoed into the error.</w:t>
+      </w:r>
+    </w:p>
+    <w:p>
+      <w:pPr/>
+      <w:r>
+        <w:rPr>
+          <w:b/>
+        </w:rPr>
         <w:t xml:space="preserve">Response.</w:t>
       </w:r>
       <w:r>
         <w:rPr/>
-        <w:t xml:space="preserve"> HTTP 200 contains exactly {spec, source, rejections, contextId, actions}; source is "fixture", rejections is [], contextId matches task4-overview, and actions is the full ordered context action list. This explicit reviewed amendment supplies metadata and Hero bindings without changing UISpec. Errors are {"error":"invalid_request"} at 422, landing_unavailable at 500, method_not_allowed at 405 and not_found at 404. No internal stack traces or input echoes are returned.</w:t>
+        <w:t xml:space="preserve"> HTTP 200 contains exactly {spec, source, rejections, contextId, actions}; source is "fixture", rejections is [], contextId matches task4-catalogue, and actions is the full ordered context action list. This explicit reviewed amendment supplies metadata and Hero bindings without changing UISpec. Errors are {"error":"invalid_request"} at 422, landing_unavailable at 500, method_not_allowed at 405 and not_found at 404. No internal stack traces or input echoes are returned.</w:t>
       </w:r>
     </w:p>
     <w:p>
